--- a/assets/templates/template_auxilio_doenca_segurado_empregado_domestico.docx
+++ b/assets/templates/template_auxilio_doenca_segurado_empregado_domestico.docx
@@ -69,9 +69,8 @@
           <w:bCs/>
           <w:highlight w:val="yellow"/>
         </w:rPr>
-        <w:t>_</w:t>
-      </w:r>
-      <w:proofErr w:type="gramStart"/>
+        <w:t>_judiciaria</w:t>
+      </w:r>
       <w:r>
         <w:rPr>
           <w:rFonts w:ascii="Arial" w:hAnsi="Arial" w:cs="Arial"/>
@@ -79,7 +78,17 @@
           <w:bCs/>
           <w:highlight w:val="yellow"/>
         </w:rPr>
-        <w:t>judiciaria</w:t>
+        <w:t>|</w:t>
+      </w:r>
+      <w:proofErr w:type="gramStart"/>
+      <w:r>
+        <w:rPr>
+          <w:rFonts w:ascii="Arial" w:hAnsi="Arial" w:cs="Arial"/>
+          <w:b/>
+          <w:bCs/>
+          <w:highlight w:val="yellow"/>
+        </w:rPr>
+        <w:t>upper</w:t>
       </w:r>
       <w:proofErr w:type="spellEnd"/>
       <w:r>
@@ -1729,6 +1738,7 @@
         </w:rPr>
         <w:t xml:space="preserve">Cabe consignar que anteriormente a esta ação, o Autor já propôs outra ação em face do INSS, junto ao JEF do (a) </w:t>
       </w:r>
+      <w:proofErr w:type="gramStart"/>
       <w:r>
         <w:rPr>
           <w:rFonts w:ascii="Arial" w:eastAsia="Calibri" w:hAnsi="Arial" w:cs="Arial"/>
@@ -1739,7 +1749,6 @@
         </w:rPr>
         <w:t>{{</w:t>
       </w:r>
-      <w:proofErr w:type="spellStart"/>
       <w:r>
         <w:rPr>
           <w:rFonts w:ascii="Arial" w:eastAsia="Calibri" w:hAnsi="Arial" w:cs="Arial"/>
@@ -1748,9 +1757,9 @@
           <w:highlight w:val="yellow"/>
           <w:lang w:val="en-US"/>
         </w:rPr>
-        <w:t>subsecao_judiciaria</w:t>
-      </w:r>
-      <w:proofErr w:type="spellEnd"/>
+        <w:t xml:space="preserve"> </w:t>
+      </w:r>
+      <w:proofErr w:type="spellStart"/>
       <w:r>
         <w:rPr>
           <w:rFonts w:ascii="Arial" w:eastAsia="Calibri" w:hAnsi="Arial" w:cs="Arial"/>
@@ -1759,7 +1768,61 @@
           <w:highlight w:val="yellow"/>
           <w:lang w:val="en-US"/>
         </w:rPr>
-        <w:t>}}</w:t>
+        <w:t>subsecao</w:t>
+      </w:r>
+      <w:proofErr w:type="gramEnd"/>
+      <w:r>
+        <w:rPr>
+          <w:rFonts w:ascii="Arial" w:eastAsia="Calibri" w:hAnsi="Arial" w:cs="Arial"/>
+          <w:b/>
+          <w:bCs/>
+          <w:highlight w:val="yellow"/>
+          <w:lang w:val="en-US"/>
+        </w:rPr>
+        <w:t>_</w:t>
+      </w:r>
+      <w:proofErr w:type="gramStart"/>
+      <w:r>
+        <w:rPr>
+          <w:rFonts w:ascii="Arial" w:eastAsia="Calibri" w:hAnsi="Arial" w:cs="Arial"/>
+          <w:b/>
+          <w:bCs/>
+          <w:highlight w:val="yellow"/>
+          <w:lang w:val="en-US"/>
+        </w:rPr>
+        <w:t>judiciaria</w:t>
+      </w:r>
+      <w:proofErr w:type="spellEnd"/>
+      <w:r>
+        <w:rPr>
+          <w:rFonts w:ascii="Arial" w:eastAsia="Calibri" w:hAnsi="Arial" w:cs="Arial"/>
+          <w:b/>
+          <w:bCs/>
+          <w:highlight w:val="yellow"/>
+          <w:lang w:val="en-US"/>
+        </w:rPr>
+        <w:t xml:space="preserve"> </w:t>
+      </w:r>
+      <w:r>
+        <w:rPr>
+          <w:rFonts w:ascii="Arial" w:eastAsia="Calibri" w:hAnsi="Arial" w:cs="Arial"/>
+          <w:b/>
+          <w:bCs/>
+          <w:highlight w:val="yellow"/>
+          <w:lang w:val="en-US"/>
+        </w:rPr>
+        <w:t>}</w:t>
+      </w:r>
+      <w:proofErr w:type="gramEnd"/>
+      <w:r>
+        <w:rPr>
+          <w:rFonts w:ascii="Arial" w:eastAsia="Calibri" w:hAnsi="Arial" w:cs="Arial"/>
+          <w:b/>
+          <w:bCs/>
+          <w:highlight w:val="yellow"/>
+          <w:lang w:val="en-US"/>
+        </w:rPr>
+        <w:t>}</w:t>
       </w:r>
       <w:r>
         <w:rPr>
@@ -10666,9 +10729,8 @@
           <w:highlight w:val="yellow"/>
           <w:lang w:val="en-US"/>
         </w:rPr>
-        <w:t>_vinculo_</w:t>
-      </w:r>
-      <w:proofErr w:type="gramStart"/>
+        <w:t>_vinculo_cliente</w:t>
+      </w:r>
       <w:r>
         <w:rPr>
           <w:rFonts w:ascii="Arial" w:hAnsi="Arial" w:cs="Arial"/>
@@ -10677,7 +10739,18 @@
           <w:highlight w:val="yellow"/>
           <w:lang w:val="en-US"/>
         </w:rPr>
-        <w:t>cliente</w:t>
+        <w:t>|</w:t>
+      </w:r>
+      <w:proofErr w:type="gramStart"/>
+      <w:r>
+        <w:rPr>
+          <w:rFonts w:ascii="Arial" w:hAnsi="Arial" w:cs="Arial"/>
+          <w:b/>
+          <w:bCs/>
+          <w:highlight w:val="yellow"/>
+          <w:lang w:val="en-US"/>
+        </w:rPr>
+        <w:t>upper</w:t>
       </w:r>
       <w:proofErr w:type="spellEnd"/>
       <w:r>
@@ -17902,7 +17975,27 @@
           <w:szCs w:val="20"/>
           <w:highlight w:val="cyan"/>
         </w:rPr>
-        <w:t xml:space="preserve"> os </w:t>
+        <w:t xml:space="preserve"> </w:t>
+      </w:r>
+      <w:proofErr w:type="spellStart"/>
+      <w:r>
+        <w:rPr>
+          <w:rFonts w:ascii="Arial" w:hAnsi="Arial" w:cs="Arial"/>
+          <w:sz w:val="20"/>
+          <w:szCs w:val="20"/>
+          <w:highlight w:val="cyan"/>
+        </w:rPr>
+        <w:t>os</w:t>
+      </w:r>
+      <w:proofErr w:type="spellEnd"/>
+      <w:r>
+        <w:rPr>
+          <w:rFonts w:ascii="Arial" w:hAnsi="Arial" w:cs="Arial"/>
+          <w:sz w:val="20"/>
+          <w:szCs w:val="20"/>
+          <w:highlight w:val="cyan"/>
+        </w:rPr>
+        <w:t xml:space="preserve"> </w:t>
       </w:r>
       <w:proofErr w:type="spellStart"/>
       <w:r>
@@ -38848,7 +38941,7 @@
           <w:noProof/>
           <w:lang w:val="pt-BR"/>
         </w:rPr>
-        <w:t>15 de setembro de 2026</w:t>
+        <w:t>17 de setembro de 2026</w:t>
       </w:r>
       <w:r>
         <w:rPr>
